--- a/clinica-alma/대본/7부/04화_Medellin.docx
+++ b/clinica-alma/대본/7부/04화_Medellin.docx
@@ -206,7 +206,7 @@
           <w:bCs/>
           <w:b/>
         </w:rPr>
-        <w:t xml:space="preserve">/ 레스트레포(메데인 최고 성형외과의, 안드레스의 대학 친구 — 안드레스는 의대 중퇴)가 원하는 것: 안티오키아 독점 +</w:t>
+        <w:t xml:space="preserve">/ 레스트레포(메데인 최고 성형외과의, 안드레스의 대학 친구 20년 — 안드레스는 의대 중퇴)가 원하는 것: 안티오키아 독점 +</w:t>
       </w:r>
       <w:r>
         <w:rPr>
@@ -824,7 +824,7 @@
           <w:bCs/>
           <w:b/>
         </w:rPr>
-        <w:t xml:space="preserve">내가 감히 못 하던 말을 해 주는 것 — 30년간 네 호의를 봤다, 일곱 달 전 한 환자가 호의 때문에 코를 잃었다, 그 뒤로 난 제품이 아니라 저녁으로 호의를</w:t>
+        <w:t xml:space="preserve">내가 감히 못 하던 말을 해 주는 것 — 20년간 네 호의를 봤다, 일곱 달 전 한 환자가 호의 때문에 코를 잃었다, 그 뒤로 난 제품이 아니라 저녁으로 호의를</w:t>
       </w:r>
       <w:r>
         <w:rPr>
@@ -1868,7 +1868,7 @@
         <w:pStyle w:val="BodyText"/>
       </w:pPr>
       <w:r>
-        <w:t xml:space="preserve">ANDRES: Me preocupa encontrarlo y tener que decírselo. Llevo treinta años conociéndole.</w:t>
+        <w:t xml:space="preserve">ANDRES: Me preocupa encontrarlo y tener que decírselo. Llevo veinte años conociéndole.</w:t>
       </w:r>
     </w:p>
     <w:p>
@@ -2110,15 +2110,15 @@
         <w:pStyle w:val="BodyText"/>
       </w:pPr>
       <w:r>
-        <w:t xml:space="preserve">RESTREPO: Vos me conocés hace treinta años, Andrés.</w:t>
-      </w:r>
-    </w:p>
-    <w:p>
-      <w:pPr>
-        <w:pStyle w:val="BodyText"/>
-      </w:pPr>
-      <w:r>
-        <w:t xml:space="preserve">ANDRES: Por eso. Hace treinta años que te veo hacer favores. Y hace siete meses que una paciente perdió la nariz por un favor. No el tuyo. El de un spa. Pero un favor. Desde entonces no hago favores con productos. Los hago con cenas.</w:t>
+        <w:t xml:space="preserve">RESTREPO: Vos me conocés hace veinte años, Andrés.</w:t>
+      </w:r>
+    </w:p>
+    <w:p>
+      <w:pPr>
+        <w:pStyle w:val="BodyText"/>
+      </w:pPr>
+      <w:r>
+        <w:t xml:space="preserve">ANDRES: Por eso. Hace veinte años que te veo hacer favores. Y hace siete meses que una paciente perdió la nariz por un favor. No el tuyo. El de un spa. Pero un favor. Desde entonces no hago favores con productos. Los hago con cenas.</w:t>
       </w:r>
     </w:p>
     <w:p>
@@ -4524,7 +4524,7 @@
         <w:pStyle w:val="BodyText"/>
       </w:pPr>
       <w:r>
-        <w:t xml:space="preserve">안드레스: 찾아내고, 그걸 그 친구에게 말해야 하는 게 걱정입니다. 30년을 알고 지냈으니까요.</w:t>
+        <w:t xml:space="preserve">안드레스: 찾아내고, 그걸 그 친구에게 말해야 하는 게 걱정입니다. 20년을 알고 지냈으니까요.</w:t>
       </w:r>
     </w:p>
     <w:p>
@@ -4766,15 +4766,15 @@
         <w:pStyle w:val="BodyText"/>
       </w:pPr>
       <w:r>
-        <w:t xml:space="preserve">레스트레포: 넌 날 30년이나 알았잖아, 안드레스.</w:t>
-      </w:r>
-    </w:p>
-    <w:p>
-      <w:pPr>
-        <w:pStyle w:val="BodyText"/>
-      </w:pPr>
-      <w:r>
-        <w:t xml:space="preserve">안드레스: 그러니까. 30년 동안 네가 호의 베푸는 걸 봤어. 그리고 일곱 달 전, 한 환자가 호의 때문에 코를 잃었지. 네 호의는 아니야. 스파의 호의였지. 그래도 호의였어. 그 뒤로 난 제품으로 호의를 안 베풀어. 저녁으로 베풀지.</w:t>
+        <w:t xml:space="preserve">레스트레포: 넌 날 20년이나 알았잖아, 안드레스.</w:t>
+      </w:r>
+    </w:p>
+    <w:p>
+      <w:pPr>
+        <w:pStyle w:val="BodyText"/>
+      </w:pPr>
+      <w:r>
+        <w:t xml:space="preserve">안드레스: 그러니까. 20년 동안 네가 호의 베푸는 걸 봤어. 그리고 일곱 달 전, 한 환자가 호의 때문에 코를 잃었지. 네 호의는 아니야. 스파의 호의였지. 그래도 호의였어. 그 뒤로 난 제품으로 호의를 안 베풀어. 저녁으로 베풀지.</w:t>
       </w:r>
     </w:p>
     <w:p>

--- a/clinica-alma/대본/7부/04화_Medellin.docx
+++ b/clinica-alma/대본/7부/04화_Medellin.docx
@@ -373,7 +373,7 @@
           <w:bCs/>
           <w:b/>
         </w:rPr>
-        <w:t xml:space="preserve">— 동료끼리의 ’호의’로 제품을 구해 주는 사실상 2차 유통사 / 로레나: 스페인의 2차 유통사(파코·쇼안·야이사) — 계약·월 명단·감사,</w:t>
+        <w:t xml:space="preserve">— 동료끼리의 ’호의’로 제품을 구해 주는 사실상 2차 유통사 / 로레나: 스페인의 2차 유통사(파코·숑·야이사) — 계약·월 명단·감사,</w:t>
       </w:r>
       <w:r>
         <w:rPr>
@@ -4251,7 +4251,7 @@
         <w:pStyle w:val="BodyText"/>
       </w:pPr>
       <w:r>
-        <w:t xml:space="preserve">로레나: 스페인에도 2차 유통사가 있어요. 안달루시아의 파코, 갈리시아의 쇼안, 카나리아의 야이사. 그분들도 친구예요. 하지만 계약서에 서명하고, 매달 의사 명단을 보내고, 감사를 받아요. 그리고 누가 실수하면, 제가 알아내기 전에 먼저 말해 줘요.</w:t>
+        <w:t xml:space="preserve">로레나: 스페인에도 2차 유통사가 있어요. 안달루시아의 파코, 갈리시아의 숑, 카나리아의 야이사. 그분들도 친구예요. 하지만 계약서에 서명하고, 매달 의사 명단을 보내고, 감사를 받아요. 그리고 누가 실수하면, 제가 알아내기 전에 먼저 말해 줘요.</w:t>
       </w:r>
     </w:p>
     <w:p>
